--- a/pr-preview/pr-463/mcmc-handout-tracked-changes.docx
+++ b/pr-preview/pr-463/mcmc-handout-tracked-changes.docx
@@ -16,7 +16,7 @@
       </w:pPr>
       <w:del w:id="1" w:author="PR Preview" w:date="2026-01-01T00:00:00Z">
         <w:r>
-          <w:delText xml:space="preserve">Last modified: 2026-10-23 11:56:24 (PDT)</w:delText>
+          <w:delText xml:space="preserve">Last modified: 2026-10-26 12:20:42 (PDT)</w:delText>
         </w:r>
       </w:del>
     </w:p>
@@ -26,7 +26,7 @@
       </w:pPr>
       <w:ins w:id="2" w:author="PR Preview" w:date="2026-01-01T00:00:00Z">
         <w:r>
-          <w:t xml:space="preserve">Last modified: 2026-10-23 13:45:12 (PDT)</w:t>
+          <w:t xml:space="preserve">Last modified: 2026-10-26 12:25:12 (PDT)</w:t>
         </w:r>
       </w:ins>
     </w:p>
@@ -13453,6 +13453,15 @@
               <w:t xml:space="preserve">(</w:t>
             </w:r>
             <w:r>
+              <w:br/>
+            </w:r>
+            <w:r>
+              <w:rPr>
+                <w:rStyle w:val="NormalTok"/>
+              </w:rPr>
+              <w:t xml:space="preserve">    </w:t>
+            </w:r>
+            <w:r>
               <w:rPr>
                 <w:rStyle w:val="AttributeTok"/>
               </w:rPr>
@@ -13474,7 +13483,40 @@
               <w:rPr>
                 <w:rStyle w:val="NormalTok"/>
               </w:rPr>
-              <w:t xml:space="preserve">(pi), </w:t>
+              <w:t xml:space="preserve">(</w:t>
+            </w:r>
+            <w:r>
+              <w:rPr>
+                <w:rStyle w:val="StringTok"/>
+              </w:rPr>
+              <w:t xml:space="preserve">"Success probability, "</w:t>
+            </w:r>
+            <w:r>
+              <w:rPr>
+                <w:rStyle w:val="NormalTok"/>
+              </w:rPr>
+              <w:t xml:space="preserve"> </w:t>
+            </w:r>
+            <w:r>
+              <w:rPr>
+                <w:rStyle w:val="SpecialCharTok"/>
+              </w:rPr>
+              <w:t xml:space="preserve">*</w:t>
+            </w:r>
+            <w:r>
+              <w:rPr>
+                <w:rStyle w:val="NormalTok"/>
+              </w:rPr>
+              <w:t xml:space="preserve"> pi),</w:t>
+            </w:r>
+            <w:r>
+              <w:br/>
+            </w:r>
+            <w:r>
+              <w:rPr>
+                <w:rStyle w:val="NormalTok"/>
+              </w:rPr>
+              <w:t xml:space="preserve">    </w:t>
             </w:r>
             <w:r>
               <w:rPr>
@@ -13495,10 +13537,13 @@
               <w:t xml:space="preserve">"starting value"</w:t>
             </w:r>
             <w:r>
+              <w:br/>
+            </w:r>
+            <w:r>
               <w:rPr>
                 <w:rStyle w:val="NormalTok"/>
               </w:rPr>
-              <w:t xml:space="preserve">)</w:t>
+              <w:t xml:space="preserve">  )</w:t>
             </w:r>
           </w:p>
           <w:p>
